--- a/cf/jm/u/files/u011.docx
+++ b/cf/jm/u/files/u011.docx
@@ -20,7 +20,7 @@
     </w:p>
     <w:p>
       <w:r>
-        <w:t>請針對每個題目，把答案填在「回答：」後面（越具體越好）；填好後請放回您的部門資料夾即可，不需回信。</w:t>
+        <w:t>這份問卷是想更了解您的實際作業，好把您的 AI 助理做得更貼近需求。第一部分請把答案填在「回答：」後面（越具體越好）；第二部分只是先讓您了解，之後用的時候再一起調整，不用現在填。填好後放回您的部門資料夾即可，不需回信。</w:t>
       </w:r>
     </w:p>
     <w:p>
@@ -32,8 +32,16 @@
       </w:r>
     </w:p>
     <w:p>
+      <w:pPr>
+        <w:pStyle w:val="Heading2"/>
+      </w:pPr>
       <w:r>
-        <w:t>1. 生管排程（MPS/派工）mail 的固定格式與欄位為何？</w:t>
+        <w:t>一、請您提供或確認的事情</w:t>
+      </w:r>
+    </w:p>
+    <w:p>
+      <w:r>
+        <w:t>1. 你依生管排程（信件轉來的）彙整檢驗組的進度、存到共用槽，是這個流程嗎？</w:t>
       </w:r>
     </w:p>
     <w:p>
@@ -43,7 +51,7 @@
     </w:p>
     <w:p>
       <w:r>
-        <w:t>2. 檢驗排程進度表的正式欄位定義是什麼？</w:t>
+        <w:t>2. 你希望 AI 幫你把「生管排程」和「目前做到哪」整理成一張進度表，並標出哪些落後、哪些還沒開始，這樣對嗎？</w:t>
       </w:r>
     </w:p>
     <w:p>
@@ -53,7 +61,7 @@
     </w:p>
     <w:p>
       <w:r>
-        <w:t>3. 落後/衝突的判斷門檻與後續處置流程為何？</w:t>
+        <w:t>3. 生管排程那封信通常長什麼樣、有哪些固定欄位（料號、工序、預計日期）？給 AI 一份樣本它才抓得準。</w:t>
       </w:r>
     </w:p>
     <w:p>
@@ -63,7 +71,7 @@
     </w:p>
     <w:p>
       <w:r>
-        <w:t>4. 料號對照（確認品名/工序）目前在哪？</w:t>
+        <w:t>4. 什麼情況算「落後」或「交期衝突」？有沒有一個判斷門檻要告訴 AI？</w:t>
       </w:r>
     </w:p>
     <w:p>
@@ -73,12 +81,55 @@
     </w:p>
     <w:p>
       <w:r>
-        <w:t>5. AI 要協助到哪一步？（本題明確 AI 不派工，此邊界要一起確認）</w:t>
+        <w:t>5. AI 只做進度彙整，不會幫你決定怎麼調度或派工，落後怎麼處理由組長判，這樣的分工對嗎？</w:t>
       </w:r>
     </w:p>
     <w:p>
       <w:r>
         <w:t>回答：</w:t>
+      </w:r>
+    </w:p>
+    <w:p>
+      <w:r>
+        <w:t>6. 缺資料時（例如某項沒填目前狀態）你希望 AI 標「待補」而不要亂猜日期，對嗎？</w:t>
+      </w:r>
+    </w:p>
+    <w:p>
+      <w:r>
+        <w:t>回答：</w:t>
+      </w:r>
+    </w:p>
+    <w:p>
+      <w:pPr>
+        <w:pStyle w:val="Heading2"/>
+      </w:pPr>
+      <w:r>
+        <w:t>二、要用了之後、跟 AI 一起調整的事情（先了解即可，不用現在填）</w:t>
+      </w:r>
+    </w:p>
+    <w:p>
+      <w:r>
+        <w:t>• 這題屬「立即可開發」，做好後多跑幾週實際排程，把它判錯的落後/待開始回饋給它、調整判斷門檻，很快就準。</w:t>
+      </w:r>
+    </w:p>
+    <w:p>
+      <w:r>
+        <w:t>• 如果生管排程信換了格式，記得給它看新樣本、更新欄位對應，不然進度會抓錯。</w:t>
+      </w:r>
+    </w:p>
+    <w:p>
+      <w:r>
+        <w:t>• 落後或衝突的判斷門檻若有調整，更新到提示詞，AI 才會照新標準標。</w:t>
+      </w:r>
+    </w:p>
+    <w:p>
+      <w:r>
+        <w:t>• 守住「AI 只彙整進度、不派工不下調度決策」的界線；落後怎麼處理還是組長判。</w:t>
+      </w:r>
+    </w:p>
+    <w:p>
+      <w:r>
+        <w:t>• 每次核對它列的「待補/待協調清單」，把誤標記下來累積優化。</w:t>
       </w:r>
     </w:p>
     <w:p/>
@@ -91,8 +142,16 @@
       </w:r>
     </w:p>
     <w:p>
+      <w:pPr>
+        <w:pStyle w:val="Heading2"/>
+      </w:pPr>
       <w:r>
-        <w:t>1. CMM E 化結果的正式格式與欄位為何？是結構化文字還是 PDF 報告？</w:t>
+        <w:t>一、請您提供或確認的事情</w:t>
+      </w:r>
+    </w:p>
+    <w:p>
+      <w:r>
+        <w:t>1. 你把 CMM 的 E 化量測結果整理成「CMM 檢驗報告」，再發 mail 給相關人員研判，是這個流程嗎？</w:t>
       </w:r>
     </w:p>
     <w:p>
@@ -102,7 +161,7 @@
     </w:p>
     <w:p>
       <w:r>
-        <w:t>2. 各料號圖面/SIP 公差主檔（含 KC）目前在哪，能否以料號為鍵整理供查詢？</w:t>
+        <w:t>2. 你希望 AI 幫你：把量測結果對照圖面/SIP 公差整理成報告草稿，並順便幫你擬一段給相關人員的通知說明，這樣對嗎？</w:t>
       </w:r>
     </w:p>
     <w:p>
@@ -112,7 +171,7 @@
     </w:p>
     <w:p>
       <w:r>
-        <w:t>3. CMM 檢驗報告的正式版面為何？研判通知的慣用語氣與收件對象是誰？</w:t>
+        <w:t>3. 有沒有各料號的公差主檔（標準值、上下限、哪些是 KC）？這是 AI 判合格/不合格的依據。</w:t>
       </w:r>
     </w:p>
     <w:p>
@@ -122,7 +181,7 @@
     </w:p>
     <w:p>
       <w:r>
-        <w:t>4. 超差（OOT）的通報門檻與研判處置流程是什麼？</w:t>
+        <w:t>4. 報告是要給人研判怎麼處置（讓步/重工/報廢），所以你希望 AI 把超差項和關鍵尺寸 KC 清楚標出來，對嗎？</w:t>
       </w:r>
     </w:p>
     <w:p>
@@ -132,12 +191,55 @@
     </w:p>
     <w:p>
       <w:r>
-        <w:t>5. 研判通知摘要要寫到什麼程度就交人（不下最終結論的邊界）？</w:t>
+        <w:t>5. 那段通知你希望 AI 只點出「哪裡超差、可能要往哪個方向研判」，但不下最終結論，對嗎？</w:t>
       </w:r>
     </w:p>
     <w:p>
       <w:r>
         <w:t>回答：</w:t>
+      </w:r>
+    </w:p>
+    <w:p>
+      <w:r>
+        <w:t>6. 最後判定和真正發 mail 都由你確認，AI 只出草稿，這樣可以嗎？</w:t>
+      </w:r>
+    </w:p>
+    <w:p>
+      <w:r>
+        <w:t>回答：</w:t>
+      </w:r>
+    </w:p>
+    <w:p>
+      <w:pPr>
+        <w:pStyle w:val="Heading2"/>
+      </w:pPr>
+      <w:r>
+        <w:t>二、要用了之後、跟 AI 一起調整的事情（先了解即可，不用現在填）</w:t>
+      </w:r>
+    </w:p>
+    <w:p>
+      <w:r>
+        <w:t>• 剛用時通知那段的語氣、收件對象可能要調，把你習慣的講法和收件人補進提示詞，它就會照著擬。</w:t>
+      </w:r>
+    </w:p>
+    <w:p>
+      <w:r>
+        <w:t>• 公差主檔更新時記得換掉知識庫的檔，AI 才不會拿舊上下限判超差。</w:t>
+      </w:r>
+    </w:p>
+    <w:p>
+      <w:r>
+        <w:t>• 如果它漏標了某個超差或 KC，把例子回饋給它、在驗測情境補一筆，下次就會盯住。</w:t>
+      </w:r>
+    </w:p>
+    <w:p>
+      <w:r>
+        <w:t>• 如果量測結果是結構化文字，一般模型就夠；若哪天改成讀 PDF 報告，要換能看圖的模型並分兩步做。</w:t>
+      </w:r>
+    </w:p>
+    <w:p>
+      <w:r>
+        <w:t>• 守住「AI 不代判合格、不代發 mail」的界線；判定你按、mail 你發，AI 只把草稿備好。</w:t>
       </w:r>
     </w:p>
     <w:p/>
